--- a/testcases/backendeveloper/kiran.docx
+++ b/testcases/backendeveloper/kiran.docx
@@ -16,6 +16,9 @@
     <w:p>
       <w:r>
         <w:t>Python, Flask, Django</w:t>
+      </w:r>
+      <w:r>
+        <w:t>,sql,git,docker</w:t>
       </w:r>
     </w:p>
     <w:p/>
